--- a/templates/minutes.docx
+++ b/templates/minutes.docx
@@ -408,7 +408,433 @@
           <w:szCs w:val="32"/>
           <w:lang w:eastAsia="zh-CN"/>
         </w:rPr>
-        <w:t>三、各发言人意见</w:t>
+        <w:t>三、</w:t>
+      </w:r>
+      <w:r>
+        <w:rPr>
+          <w:rFonts w:eastAsia="黑体" w:hint="eastAsia"/>
+          <w:sz w:val="32"/>
+          <w:szCs w:val="32"/>
+          <w:lang w:eastAsia="zh-CN"/>
+        </w:rPr>
+        <w:t>讨论</w:t>
+      </w:r>
+      <w:r>
+        <w:rPr>
+          <w:rFonts w:eastAsia="黑体" w:hint="eastAsia"/>
+          <w:sz w:val="32"/>
+          <w:szCs w:val="32"/>
+          <w:lang w:eastAsia="zh-CN"/>
+        </w:rPr>
+        <w:t>议题</w:t>
+      </w:r>
+    </w:p>
+    <w:p>
+      <w:pPr>
+        <w:rPr>
+          <w:rFonts w:ascii="仿宋_GB2312" w:eastAsia="仿宋_GB2312" w:hAnsi="仿宋_GB2312" w:cs="仿宋_GB2312"/>
+          <w:kern w:val="2"/>
+          <w:sz w:val="32"/>
+          <w:szCs w:val="32"/>
+          <w:lang w:eastAsia="zh-CN"/>
+        </w:rPr>
+      </w:pPr>
+      <w:r>
+        <w:rPr>
+          <w:rFonts w:ascii="仿宋_GB2312" w:eastAsia="仿宋_GB2312" w:hAnsi="仿宋_GB2312" w:cs="仿宋_GB2312"/>
+          <w:kern w:val="2"/>
+          <w:sz w:val="32"/>
+          <w:szCs w:val="32"/>
+          <w:lang w:eastAsia="zh-CN"/>
+        </w:rPr>
+        <w:t>{%p for t in topics %}</w:t>
+      </w:r>
+    </w:p>
+    <w:p>
+      <w:pPr>
+        <w:spacing w:after="120"/>
+        <w:rPr>
+          <w:rFonts w:ascii="仿宋_GB2312" w:eastAsia="仿宋_GB2312" w:hAnsi="仿宋_GB2312" w:cs="仿宋_GB2312"/>
+          <w:kern w:val="2"/>
+          <w:sz w:val="32"/>
+          <w:szCs w:val="32"/>
+          <w:lang w:eastAsia="zh-CN"/>
+        </w:rPr>
+      </w:pPr>
+      <w:proofErr w:type="gramStart"/>
+      <w:r>
+        <w:rPr>
+          <w:rFonts w:ascii="仿宋_GB2312" w:eastAsia="仿宋_GB2312" w:hAnsi="仿宋_GB2312" w:cs="仿宋_GB2312"/>
+          <w:kern w:val="2"/>
+          <w:sz w:val="32"/>
+          <w:szCs w:val="32"/>
+          <w:lang w:eastAsia="zh-CN"/>
+        </w:rPr>
+        <w:t xml:space="preserve">{{ </w:t>
+      </w:r>
+      <w:proofErr w:type="spellStart"/>
+      <w:r>
+        <w:rPr>
+          <w:rFonts w:ascii="仿宋_GB2312" w:eastAsia="仿宋_GB2312" w:hAnsi="仿宋_GB2312" w:cs="仿宋_GB2312"/>
+          <w:kern w:val="2"/>
+          <w:sz w:val="32"/>
+          <w:szCs w:val="32"/>
+          <w:lang w:eastAsia="zh-CN"/>
+        </w:rPr>
+        <w:t>loop</w:t>
+      </w:r>
+      <w:proofErr w:type="gramEnd"/>
+      <w:r>
+        <w:rPr>
+          <w:rFonts w:ascii="仿宋_GB2312" w:eastAsia="仿宋_GB2312" w:hAnsi="仿宋_GB2312" w:cs="仿宋_GB2312"/>
+          <w:kern w:val="2"/>
+          <w:sz w:val="32"/>
+          <w:szCs w:val="32"/>
+          <w:lang w:eastAsia="zh-CN"/>
+        </w:rPr>
+        <w:t>.index</w:t>
+      </w:r>
+      <w:proofErr w:type="spellEnd"/>
+      <w:r>
+        <w:rPr>
+          <w:rFonts w:ascii="仿宋_GB2312" w:eastAsia="仿宋_GB2312" w:hAnsi="仿宋_GB2312" w:cs="仿宋_GB2312"/>
+          <w:kern w:val="2"/>
+          <w:sz w:val="32"/>
+          <w:szCs w:val="32"/>
+          <w:lang w:eastAsia="zh-CN"/>
+        </w:rPr>
+        <w:t xml:space="preserve"> }}. {{ </w:t>
+      </w:r>
+      <w:proofErr w:type="spellStart"/>
+      <w:r>
+        <w:rPr>
+          <w:rFonts w:ascii="仿宋_GB2312" w:eastAsia="仿宋_GB2312" w:hAnsi="仿宋_GB2312" w:cs="仿宋_GB2312"/>
+          <w:kern w:val="2"/>
+          <w:sz w:val="32"/>
+          <w:szCs w:val="32"/>
+          <w:lang w:eastAsia="zh-CN"/>
+        </w:rPr>
+        <w:t>t.topic</w:t>
+      </w:r>
+      <w:proofErr w:type="spellEnd"/>
+      <w:r>
+        <w:rPr>
+          <w:rFonts w:ascii="仿宋_GB2312" w:eastAsia="仿宋_GB2312" w:hAnsi="仿宋_GB2312" w:cs="仿宋_GB2312"/>
+          <w:kern w:val="2"/>
+          <w:sz w:val="32"/>
+          <w:szCs w:val="32"/>
+          <w:lang w:eastAsia="zh-CN"/>
+        </w:rPr>
+        <w:t xml:space="preserve"> }}</w:t>
+      </w:r>
+    </w:p>
+    <w:p>
+      <w:pPr>
+        <w:spacing w:after="120"/>
+        <w:ind w:firstLineChars="200" w:firstLine="640"/>
+        <w:rPr>
+          <w:rFonts w:ascii="仿宋_GB2312" w:eastAsia="仿宋_GB2312" w:hAnsi="仿宋_GB2312" w:cs="仿宋_GB2312"/>
+          <w:kern w:val="2"/>
+          <w:sz w:val="32"/>
+          <w:szCs w:val="32"/>
+          <w:lang w:eastAsia="zh-CN"/>
+        </w:rPr>
+      </w:pPr>
+      <w:proofErr w:type="gramStart"/>
+      <w:r>
+        <w:rPr>
+          <w:rFonts w:ascii="仿宋_GB2312" w:eastAsia="仿宋_GB2312" w:hAnsi="仿宋_GB2312" w:cs="仿宋_GB2312"/>
+          <w:kern w:val="2"/>
+          <w:sz w:val="32"/>
+          <w:szCs w:val="32"/>
+          <w:lang w:eastAsia="zh-CN"/>
+        </w:rPr>
+        <w:t xml:space="preserve">{{ </w:t>
+      </w:r>
+      <w:proofErr w:type="spellStart"/>
+      <w:r>
+        <w:rPr>
+          <w:rFonts w:ascii="仿宋_GB2312" w:eastAsia="仿宋_GB2312" w:hAnsi="仿宋_GB2312" w:cs="仿宋_GB2312"/>
+          <w:kern w:val="2"/>
+          <w:sz w:val="32"/>
+          <w:szCs w:val="32"/>
+          <w:lang w:eastAsia="zh-CN"/>
+        </w:rPr>
+        <w:t>t</w:t>
+      </w:r>
+      <w:proofErr w:type="gramEnd"/>
+      <w:r>
+        <w:rPr>
+          <w:rFonts w:ascii="仿宋_GB2312" w:eastAsia="仿宋_GB2312" w:hAnsi="仿宋_GB2312" w:cs="仿宋_GB2312"/>
+          <w:kern w:val="2"/>
+          <w:sz w:val="32"/>
+          <w:szCs w:val="32"/>
+          <w:lang w:eastAsia="zh-CN"/>
+        </w:rPr>
+        <w:t>.discussion</w:t>
+      </w:r>
+      <w:proofErr w:type="spellEnd"/>
+      <w:r>
+        <w:rPr>
+          <w:rFonts w:ascii="仿宋_GB2312" w:eastAsia="仿宋_GB2312" w:hAnsi="仿宋_GB2312" w:cs="仿宋_GB2312"/>
+          <w:kern w:val="2"/>
+          <w:sz w:val="32"/>
+          <w:szCs w:val="32"/>
+          <w:lang w:eastAsia="zh-CN"/>
+        </w:rPr>
+        <w:t xml:space="preserve"> }}</w:t>
+      </w:r>
+    </w:p>
+    <w:p>
+      <w:pPr>
+        <w:spacing w:after="120"/>
+        <w:ind w:firstLineChars="200" w:firstLine="640"/>
+        <w:rPr>
+          <w:rFonts w:ascii="仿宋_GB2312" w:eastAsia="仿宋_GB2312" w:hAnsi="仿宋_GB2312" w:cs="仿宋_GB2312"/>
+          <w:kern w:val="2"/>
+          <w:sz w:val="32"/>
+          <w:szCs w:val="32"/>
+          <w:lang w:eastAsia="zh-CN"/>
+        </w:rPr>
+      </w:pPr>
+      <w:r>
+        <w:rPr>
+          <w:rFonts w:ascii="仿宋_GB2312" w:eastAsia="仿宋_GB2312" w:hAnsi="仿宋_GB2312" w:cs="仿宋_GB2312"/>
+          <w:kern w:val="2"/>
+          <w:sz w:val="32"/>
+          <w:szCs w:val="32"/>
+          <w:lang w:eastAsia="zh-CN"/>
+        </w:rPr>
+        <w:t xml:space="preserve">{% if </w:t>
+      </w:r>
+      <w:proofErr w:type="spellStart"/>
+      <w:r>
+        <w:rPr>
+          <w:rFonts w:ascii="仿宋_GB2312" w:eastAsia="仿宋_GB2312" w:hAnsi="仿宋_GB2312" w:cs="仿宋_GB2312"/>
+          <w:kern w:val="2"/>
+          <w:sz w:val="32"/>
+          <w:szCs w:val="32"/>
+          <w:lang w:eastAsia="zh-CN"/>
+        </w:rPr>
+        <w:t>t.conclusion</w:t>
+      </w:r>
+      <w:proofErr w:type="spellEnd"/>
+      <w:r>
+        <w:rPr>
+          <w:rFonts w:ascii="仿宋_GB2312" w:eastAsia="仿宋_GB2312" w:hAnsi="仿宋_GB2312" w:cs="仿宋_GB2312"/>
+          <w:kern w:val="2"/>
+          <w:sz w:val="32"/>
+          <w:szCs w:val="32"/>
+          <w:lang w:eastAsia="zh-CN"/>
+        </w:rPr>
+        <w:t xml:space="preserve"> %}结论：</w:t>
+      </w:r>
+      <w:proofErr w:type="gramStart"/>
+      <w:r>
+        <w:rPr>
+          <w:rFonts w:ascii="仿宋_GB2312" w:eastAsia="仿宋_GB2312" w:hAnsi="仿宋_GB2312" w:cs="仿宋_GB2312"/>
+          <w:kern w:val="2"/>
+          <w:sz w:val="32"/>
+          <w:szCs w:val="32"/>
+          <w:lang w:eastAsia="zh-CN"/>
+        </w:rPr>
+        <w:t xml:space="preserve">{{ </w:t>
+      </w:r>
+      <w:proofErr w:type="spellStart"/>
+      <w:r>
+        <w:rPr>
+          <w:rFonts w:ascii="仿宋_GB2312" w:eastAsia="仿宋_GB2312" w:hAnsi="仿宋_GB2312" w:cs="仿宋_GB2312"/>
+          <w:kern w:val="2"/>
+          <w:sz w:val="32"/>
+          <w:szCs w:val="32"/>
+          <w:lang w:eastAsia="zh-CN"/>
+        </w:rPr>
+        <w:t>t</w:t>
+      </w:r>
+      <w:proofErr w:type="gramEnd"/>
+      <w:r>
+        <w:rPr>
+          <w:rFonts w:ascii="仿宋_GB2312" w:eastAsia="仿宋_GB2312" w:hAnsi="仿宋_GB2312" w:cs="仿宋_GB2312"/>
+          <w:kern w:val="2"/>
+          <w:sz w:val="32"/>
+          <w:szCs w:val="32"/>
+          <w:lang w:eastAsia="zh-CN"/>
+        </w:rPr>
+        <w:t>.conclusion</w:t>
+      </w:r>
+      <w:proofErr w:type="spellEnd"/>
+      <w:r>
+        <w:rPr>
+          <w:rFonts w:ascii="仿宋_GB2312" w:eastAsia="仿宋_GB2312" w:hAnsi="仿宋_GB2312" w:cs="仿宋_GB2312"/>
+          <w:kern w:val="2"/>
+          <w:sz w:val="32"/>
+          <w:szCs w:val="32"/>
+          <w:lang w:eastAsia="zh-CN"/>
+        </w:rPr>
+        <w:t xml:space="preserve"> }}{% endif %}</w:t>
+      </w:r>
+    </w:p>
+    <w:p>
+      <w:pPr>
+        <w:spacing w:after="120"/>
+        <w:ind w:firstLineChars="200" w:firstLine="640"/>
+        <w:rPr>
+          <w:rFonts w:ascii="仿宋_GB2312" w:eastAsia="仿宋_GB2312" w:hAnsi="仿宋_GB2312" w:cs="仿宋_GB2312"/>
+          <w:kern w:val="2"/>
+          <w:sz w:val="32"/>
+          <w:szCs w:val="32"/>
+          <w:lang w:eastAsia="zh-CN"/>
+        </w:rPr>
+      </w:pPr>
+      <w:r>
+        <w:rPr>
+          <w:rFonts w:ascii="仿宋_GB2312" w:eastAsia="仿宋_GB2312" w:hAnsi="仿宋_GB2312" w:cs="仿宋_GB2312"/>
+          <w:kern w:val="2"/>
+          <w:sz w:val="32"/>
+          <w:szCs w:val="32"/>
+          <w:lang w:eastAsia="zh-CN"/>
+        </w:rPr>
+        <w:lastRenderedPageBreak/>
+        <w:t xml:space="preserve">{% if </w:t>
+      </w:r>
+      <w:proofErr w:type="spellStart"/>
+      <w:r>
+        <w:rPr>
+          <w:rFonts w:ascii="仿宋_GB2312" w:eastAsia="仿宋_GB2312" w:hAnsi="仿宋_GB2312" w:cs="仿宋_GB2312"/>
+          <w:kern w:val="2"/>
+          <w:sz w:val="32"/>
+          <w:szCs w:val="32"/>
+          <w:lang w:eastAsia="zh-CN"/>
+        </w:rPr>
+        <w:t>t.open_items</w:t>
+      </w:r>
+      <w:proofErr w:type="spellEnd"/>
+      <w:r>
+        <w:rPr>
+          <w:rFonts w:ascii="仿宋_GB2312" w:eastAsia="仿宋_GB2312" w:hAnsi="仿宋_GB2312" w:cs="仿宋_GB2312"/>
+          <w:kern w:val="2"/>
+          <w:sz w:val="32"/>
+          <w:szCs w:val="32"/>
+          <w:lang w:eastAsia="zh-CN"/>
+        </w:rPr>
+        <w:t xml:space="preserve"> %}遗留事项：</w:t>
+      </w:r>
+      <w:proofErr w:type="gramStart"/>
+      <w:r>
+        <w:rPr>
+          <w:rFonts w:ascii="仿宋_GB2312" w:eastAsia="仿宋_GB2312" w:hAnsi="仿宋_GB2312" w:cs="仿宋_GB2312"/>
+          <w:kern w:val="2"/>
+          <w:sz w:val="32"/>
+          <w:szCs w:val="32"/>
+          <w:lang w:eastAsia="zh-CN"/>
+        </w:rPr>
+        <w:t xml:space="preserve">{{ </w:t>
+      </w:r>
+      <w:proofErr w:type="spellStart"/>
+      <w:r>
+        <w:rPr>
+          <w:rFonts w:ascii="仿宋_GB2312" w:eastAsia="仿宋_GB2312" w:hAnsi="仿宋_GB2312" w:cs="仿宋_GB2312"/>
+          <w:kern w:val="2"/>
+          <w:sz w:val="32"/>
+          <w:szCs w:val="32"/>
+          <w:lang w:eastAsia="zh-CN"/>
+        </w:rPr>
+        <w:t>t</w:t>
+      </w:r>
+      <w:proofErr w:type="gramEnd"/>
+      <w:r>
+        <w:rPr>
+          <w:rFonts w:ascii="仿宋_GB2312" w:eastAsia="仿宋_GB2312" w:hAnsi="仿宋_GB2312" w:cs="仿宋_GB2312"/>
+          <w:kern w:val="2"/>
+          <w:sz w:val="32"/>
+          <w:szCs w:val="32"/>
+          <w:lang w:eastAsia="zh-CN"/>
+        </w:rPr>
+        <w:t>.open_items</w:t>
+      </w:r>
+      <w:proofErr w:type="spellEnd"/>
+      <w:r>
+        <w:rPr>
+          <w:rFonts w:ascii="仿宋_GB2312" w:eastAsia="仿宋_GB2312" w:hAnsi="仿宋_GB2312" w:cs="仿宋_GB2312"/>
+          <w:kern w:val="2"/>
+          <w:sz w:val="32"/>
+          <w:szCs w:val="32"/>
+          <w:lang w:eastAsia="zh-CN"/>
+        </w:rPr>
+        <w:t xml:space="preserve"> }}{% endif %}</w:t>
+      </w:r>
+    </w:p>
+    <w:p>
+      <w:pPr>
+        <w:rPr>
+          <w:rFonts w:ascii="仿宋_GB2312" w:eastAsia="仿宋_GB2312" w:hAnsi="仿宋_GB2312" w:cs="仿宋_GB2312"/>
+          <w:kern w:val="2"/>
+          <w:sz w:val="32"/>
+          <w:szCs w:val="32"/>
+          <w:lang w:eastAsia="zh-CN"/>
+        </w:rPr>
+      </w:pPr>
+      <w:r>
+        <w:rPr>
+          <w:rFonts w:ascii="仿宋_GB2312" w:eastAsia="仿宋_GB2312" w:hAnsi="仿宋_GB2312" w:cs="仿宋_GB2312"/>
+          <w:kern w:val="2"/>
+          <w:sz w:val="32"/>
+          <w:szCs w:val="32"/>
+          <w:lang w:eastAsia="zh-CN"/>
+        </w:rPr>
+        <w:t xml:space="preserve">{%p </w:t>
+      </w:r>
+      <w:proofErr w:type="spellStart"/>
+      <w:r>
+        <w:rPr>
+          <w:rFonts w:ascii="仿宋_GB2312" w:eastAsia="仿宋_GB2312" w:hAnsi="仿宋_GB2312" w:cs="仿宋_GB2312"/>
+          <w:kern w:val="2"/>
+          <w:sz w:val="32"/>
+          <w:szCs w:val="32"/>
+          <w:lang w:eastAsia="zh-CN"/>
+        </w:rPr>
+        <w:t>endfor</w:t>
+      </w:r>
+      <w:proofErr w:type="spellEnd"/>
+      <w:r>
+        <w:rPr>
+          <w:rFonts w:ascii="仿宋_GB2312" w:eastAsia="仿宋_GB2312" w:hAnsi="仿宋_GB2312" w:cs="仿宋_GB2312"/>
+          <w:kern w:val="2"/>
+          <w:sz w:val="32"/>
+          <w:szCs w:val="32"/>
+          <w:lang w:eastAsia="zh-CN"/>
+        </w:rPr>
+        <w:t xml:space="preserve"> %}</w:t>
+      </w:r>
+    </w:p>
+    <w:p>
+      <w:pPr>
+        <w:spacing w:after="120"/>
+        <w:rPr>
+          <w:rFonts w:ascii="仿宋_GB2312" w:eastAsia="仿宋_GB2312" w:hAnsi="仿宋_GB2312" w:cs="仿宋_GB2312"/>
+          <w:kern w:val="2"/>
+          <w:sz w:val="32"/>
+          <w:szCs w:val="32"/>
+          <w:lang w:eastAsia="zh-CN"/>
+        </w:rPr>
+      </w:pPr>
+    </w:p>
+    <w:p>
+      <w:pPr>
+        <w:rPr>
+          <w:rFonts w:eastAsia="黑体"/>
+          <w:sz w:val="32"/>
+          <w:szCs w:val="32"/>
+        </w:rPr>
+      </w:pPr>
+      <w:r>
+        <w:rPr>
+          <w:rFonts w:eastAsia="黑体" w:hint="eastAsia"/>
+          <w:sz w:val="32"/>
+          <w:szCs w:val="32"/>
+          <w:lang w:eastAsia="zh-CN"/>
+        </w:rPr>
+        <w:t>四、各发言人意见</w:t>
       </w:r>
     </w:p>
     <w:p>
@@ -443,31 +869,6 @@
           <w:lang w:eastAsia="zh-CN"/>
         </w:rPr>
       </w:pPr>
-      <w:r>
-        <w:rPr>
-          <w:rFonts w:ascii="仿宋_GB2312" w:eastAsia="仿宋_GB2312" w:hAnsi="仿宋_GB2312" w:cs="仿宋_GB2312"/>
-          <w:kern w:val="2"/>
-          <w:sz w:val="32"/>
-          <w:szCs w:val="32"/>
-          <w:lang w:eastAsia="zh-CN"/>
-        </w:rPr>
-        <w:t>{{ b.speaker }}{% if b.unit %}（{{ b.unit }}）{% endif %}：</w:t>
-      </w:r>
-    </w:p>
-    <w:p>
-      <w:pPr>
-        <w:spacing w:after="120"/>
-        <w:ind w:firstLineChars="200" w:firstLine="640"/>
-        <w:rPr>
-          <w:rFonts w:ascii="仿宋_GB2312" w:eastAsia="仿宋_GB2312" w:hAnsi="仿宋_GB2312" w:cs="仿宋_GB2312"/>
-          <w:kern w:val="2"/>
-          <w:sz w:val="32"/>
-          <w:szCs w:val="32"/>
-          <w:lang w:eastAsia="zh-CN"/>
-        </w:rPr>
-      </w:pPr>
-      <w:bookmarkStart w:id="0" w:name="_GoBack"/>
-      <w:bookmarkEnd w:id="0"/>
       <w:proofErr w:type="gramStart"/>
       <w:r>
         <w:rPr>
@@ -488,7 +889,7 @@
           <w:szCs w:val="32"/>
           <w:lang w:eastAsia="zh-CN"/>
         </w:rPr>
-        <w:t>b</w:t>
+        <w:t>loop</w:t>
       </w:r>
       <w:proofErr w:type="gramEnd"/>
       <w:r>
@@ -499,7 +900,63 @@
           <w:szCs w:val="32"/>
           <w:lang w:eastAsia="zh-CN"/>
         </w:rPr>
-        <w:t>.points</w:t>
+        <w:t>.index</w:t>
+      </w:r>
+      <w:proofErr w:type="spellEnd"/>
+      <w:r>
+        <w:rPr>
+          <w:rFonts w:ascii="仿宋_GB2312" w:eastAsia="仿宋_GB2312" w:hAnsi="仿宋_GB2312" w:cs="仿宋_GB2312"/>
+          <w:kern w:val="2"/>
+          <w:sz w:val="32"/>
+          <w:szCs w:val="32"/>
+          <w:lang w:eastAsia="zh-CN"/>
+        </w:rPr>
+        <w:t xml:space="preserve"> }}. </w:t>
+      </w:r>
+      <w:r>
+        <w:rPr>
+          <w:rFonts w:ascii="仿宋_GB2312" w:eastAsia="仿宋_GB2312" w:hAnsi="仿宋_GB2312" w:cs="仿宋_GB2312"/>
+          <w:kern w:val="2"/>
+          <w:sz w:val="32"/>
+          <w:szCs w:val="32"/>
+          <w:lang w:eastAsia="zh-CN"/>
+        </w:rPr>
+        <w:t>{{ b.speaker }}{% if b.unit %}（{{ b.unit }}）{% endif %}：</w:t>
+      </w:r>
+    </w:p>
+    <w:p>
+      <w:pPr>
+        <w:ind w:firstLine="720"/>
+        <w:rPr>
+          <w:rFonts w:ascii="仿宋_GB2312" w:eastAsia="仿宋_GB2312" w:hAnsi="仿宋_GB2312" w:cs="仿宋_GB2312"/>
+          <w:kern w:val="2"/>
+          <w:sz w:val="32"/>
+          <w:szCs w:val="32"/>
+          <w:lang w:eastAsia="zh-CN"/>
+        </w:rPr>
+      </w:pPr>
+      <w:bookmarkStart w:id="0" w:name="_GoBack"/>
+      <w:bookmarkEnd w:id="0"/>
+      <w:r>
+        <w:rPr>
+          <w:rFonts w:ascii="仿宋_GB2312" w:eastAsia="仿宋_GB2312" w:hAnsi="仿宋_GB2312" w:cs="仿宋_GB2312"/>
+          <w:kern w:val="2"/>
+          <w:sz w:val="32"/>
+          <w:szCs w:val="32"/>
+          <w:lang w:eastAsia="zh-CN"/>
+        </w:rPr>
+        <w:t xml:space="preserve">{{ </w:t>
+      </w:r>
+      <w:proofErr w:type="spellStart"/>
+      <w:r>
+        <w:rPr>
+          <w:rFonts w:ascii="仿宋_GB2312" w:eastAsia="仿宋_GB2312" w:hAnsi="仿宋_GB2312" w:cs="仿宋_GB2312"/>
+          <w:kern w:val="2"/>
+          <w:sz w:val="32"/>
+          <w:szCs w:val="32"/>
+          <w:lang w:eastAsia="zh-CN"/>
+        </w:rPr>
+        <w:t>b.points</w:t>
       </w:r>
       <w:proofErr w:type="spellEnd"/>
       <w:r>
@@ -579,8 +1036,7 @@
           <w:szCs w:val="32"/>
           <w:lang w:eastAsia="zh-CN"/>
         </w:rPr>
-        <w:lastRenderedPageBreak/>
-        <w:t>四、会议决议</w:t>
+        <w:t>五、会议决议</w:t>
       </w:r>
     </w:p>
     <w:p>
@@ -12578,7 +13034,7 @@
 </file>
 
 <file path=customXml/itemProps1.xml><?xml version="1.0" encoding="utf-8"?>
-<ds:datastoreItem xmlns:ds="http://schemas.openxmlformats.org/officeDocument/2006/customXml" ds:itemID="{0D850592-8B0A-4F03-8614-C55BCF24C2ED}">
+<ds:datastoreItem xmlns:ds="http://schemas.openxmlformats.org/officeDocument/2006/customXml" ds:itemID="{66C41164-E51B-45A7-B0E2-4EEA3362BEBC}">
   <ds:schemaRefs>
     <ds:schemaRef ds:uri="http://schemas.openxmlformats.org/officeDocument/2006/bibliography"/>
   </ds:schemaRefs>
